--- a/מסמך אפיון.docx
+++ b/מסמך אפיון.docx
@@ -940,52 +940,90 @@
           <w:rFonts w:asciiTheme="minorHAnsi" w:hAnsiTheme="minorHAnsi" w:cstheme="minorHAnsi" w:hint="cs"/>
           <w:b/>
           <w:bCs/>
-          <w:rtl/>
-        </w:rPr>
-        <w:t>ספרינט 1:</w:t>
-      </w:r>
-      <w:r>
-        <w:rPr>
-          <w:rFonts w:asciiTheme="minorHAnsi" w:hAnsiTheme="minorHAnsi" w:cstheme="minorHAnsi" w:hint="cs"/>
-          <w:rtl/>
-        </w:rPr>
-        <w:t xml:space="preserve"> </w:t>
-      </w:r>
-      <w:r>
-        <w:rPr>
-          <w:rFonts w:asciiTheme="minorHAnsi" w:hAnsiTheme="minorHAnsi" w:cstheme="minorHAnsi"/>
-          <w:rtl/>
-        </w:rPr>
-        <w:t>בניית תשתיות מערכת וניהול משתמשים</w:t>
-      </w:r>
-      <w:r>
-        <w:rPr>
-          <w:rFonts w:asciiTheme="minorHAnsi" w:hAnsiTheme="minorHAnsi" w:cstheme="minorHAnsi" w:hint="cs"/>
-          <w:rtl/>
-        </w:rPr>
-        <w:t xml:space="preserve"> </w:t>
-      </w:r>
-    </w:p>
-    <w:p>
-      <w:pPr>
-        <w:pStyle w:val="NormalWeb"/>
-        <w:jc w:val="right"/>
-        <w:rPr>
-          <w:rFonts w:asciiTheme="minorHAnsi" w:hAnsiTheme="minorHAnsi" w:cstheme="minorHAnsi"/>
-        </w:rPr>
-      </w:pPr>
-      <w:r>
-        <w:rPr>
-          <w:rFonts w:asciiTheme="minorHAnsi" w:hAnsiTheme="minorHAnsi" w:cstheme="minorHAnsi"/>
-          <w:rtl/>
-        </w:rPr>
-        <w:t>פיתוח חיפוש</w:t>
-      </w:r>
-      <w:r>
-        <w:rPr>
-          <w:rFonts w:asciiTheme="minorHAnsi" w:hAnsiTheme="minorHAnsi" w:cstheme="minorHAnsi"/>
-        </w:rPr>
-        <w:t xml:space="preserve"> AI </w:t>
+          <w:noProof/>
+          <w:rtl/>
+          <w:lang w:val="he-IL"/>
+        </w:rPr>
+        <mc:AlternateContent>
+          <mc:Choice Requires="wps">
+            <w:drawing>
+              <wp:anchor distT="0" distB="0" distL="114300" distR="114300" simplePos="0" relativeHeight="251659264" behindDoc="0" locked="0" layoutInCell="1" allowOverlap="1" wp14:anchorId="30BD65EF" wp14:editId="61A70ED1">
+                <wp:simplePos x="0" y="0"/>
+                <wp:positionH relativeFrom="column">
+                  <wp:posOffset>3703320</wp:posOffset>
+                </wp:positionH>
+                <wp:positionV relativeFrom="paragraph">
+                  <wp:posOffset>342265</wp:posOffset>
+                </wp:positionV>
+                <wp:extent cx="312420" cy="289560"/>
+                <wp:effectExtent l="0" t="0" r="0" b="0"/>
+                <wp:wrapNone/>
+                <wp:docPr id="947125495" name="תיבת טקסט 1"/>
+                <wp:cNvGraphicFramePr/>
+                <a:graphic xmlns:a="http://schemas.openxmlformats.org/drawingml/2006/main">
+                  <a:graphicData uri="http://schemas.microsoft.com/office/word/2010/wordprocessingShape">
+                    <wps:wsp>
+                      <wps:cNvSpPr txBox="1"/>
+                      <wps:spPr>
+                        <a:xfrm>
+                          <a:off x="0" y="0"/>
+                          <a:ext cx="312420" cy="289560"/>
+                        </a:xfrm>
+                        <a:prstGeom prst="rect">
+                          <a:avLst/>
+                        </a:prstGeom>
+                        <a:noFill/>
+                        <a:ln w="6350">
+                          <a:noFill/>
+                        </a:ln>
+                      </wps:spPr>
+                      <wps:txbx>
+                        <w:txbxContent>
+                          <w:p>
+                            <w:r>
+                              <w:t>AI</w:t>
+                            </w:r>
+                          </w:p>
+                        </w:txbxContent>
+                      </wps:txbx>
+                      <wps:bodyPr rot="0" spcFirstLastPara="0" vertOverflow="overflow" horzOverflow="overflow" vert="horz" wrap="square" lIns="91440" tIns="45720" rIns="91440" bIns="45720" numCol="1" spcCol="0" rtlCol="0" fromWordArt="0" anchor="t" anchorCtr="0" forceAA="0" compatLnSpc="1">
+                        <a:prstTxWarp prst="textNoShape">
+                          <a:avLst/>
+                        </a:prstTxWarp>
+                        <a:noAutofit/>
+                      </wps:bodyPr>
+                    </wps:wsp>
+                  </a:graphicData>
+                </a:graphic>
+                <wp14:sizeRelH relativeFrom="margin">
+                  <wp14:pctWidth>0</wp14:pctWidth>
+                </wp14:sizeRelH>
+                <wp14:sizeRelV relativeFrom="margin">
+                  <wp14:pctHeight>0</wp14:pctHeight>
+                </wp14:sizeRelV>
+              </wp:anchor>
+            </w:drawing>
+          </mc:Choice>
+          <mc:Fallback>
+            <w:pict>
+              <v:shapetype w14:anchorId="30BD65EF" id="_x0000_t202" coordsize="21600,21600" o:spt="202" path="m,l,21600r21600,l21600,xe">
+                <v:stroke joinstyle="miter"/>
+                <v:path gradientshapeok="t" o:connecttype="rect"/>
+              </v:shapetype>
+              <v:shape id="תיבת טקסט 1" o:spid="_x0000_s1026" type="#_x0000_t202" style="position:absolute;left:0;text-align:left;margin-left:291.6pt;margin-top:26.95pt;width:24.6pt;height:22.8pt;z-index:251659264;visibility:visible;mso-wrap-style:square;mso-width-percent:0;mso-height-percent:0;mso-wrap-distance-left:9pt;mso-wrap-distance-top:0;mso-wrap-distance-right:9pt;mso-wrap-distance-bottom:0;mso-position-horizontal:absolute;mso-position-horizontal-relative:text;mso-position-vertical:absolute;mso-position-vertical-relative:text;mso-width-percent:0;mso-height-percent:0;mso-width-relative:margin;mso-height-relative:margin;v-text-anchor:top" o:gfxdata="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" filled="f" stroked="f" strokeweight=".5pt">
+                <v:textbox>
+                  <w:txbxContent>
+                    <w:p>
+                      <w:r>
+                        <w:t>AI</w:t>
+                      </w:r>
+                    </w:p>
+                  </w:txbxContent>
+                </v:textbox>
+              </v:shape>
+            </w:pict>
+          </mc:Fallback>
+        </mc:AlternateContent>
       </w:r>
       <w:r>
         <w:rPr>
@@ -994,14 +1032,28 @@
           <w:bCs/>
           <w:rtl/>
         </w:rPr>
-        <w:t xml:space="preserve">ספרינט 2: </w:t>
-      </w:r>
-      <w:r>
-        <w:rPr>
-          <w:rFonts w:asciiTheme="minorHAnsi" w:hAnsiTheme="minorHAnsi" w:cstheme="minorHAnsi"/>
-          <w:rtl/>
-        </w:rPr>
-        <w:t>ושמירת מתכונים באזור האישי</w:t>
+        <w:t>ספרינט 1:</w:t>
+      </w:r>
+      <w:r>
+        <w:rPr>
+          <w:rFonts w:asciiTheme="minorHAnsi" w:hAnsiTheme="minorHAnsi" w:cstheme="minorHAnsi" w:hint="cs"/>
+          <w:rtl/>
+        </w:rPr>
+        <w:t xml:space="preserve"> </w:t>
+      </w:r>
+      <w:r>
+        <w:rPr>
+          <w:rFonts w:asciiTheme="minorHAnsi" w:hAnsiTheme="minorHAnsi" w:cstheme="minorHAnsi"/>
+          <w:rtl/>
+        </w:rPr>
+        <w:t>בניית תשתיות מערכת וניהול משתמשים</w:t>
+      </w:r>
+      <w:r>
+        <w:rPr>
+          <w:rFonts w:asciiTheme="minorHAnsi" w:hAnsiTheme="minorHAnsi" w:cstheme="minorHAnsi" w:hint="cs"/>
+          <w:rtl/>
+        </w:rPr>
+        <w:t xml:space="preserve"> </w:t>
       </w:r>
     </w:p>
     <w:p>
@@ -1019,14 +1071,35 @@
           <w:bCs/>
           <w:rtl/>
         </w:rPr>
-        <w:t>ספרינט 3:</w:t>
+        <w:t xml:space="preserve">ספרינט 2: </w:t>
       </w:r>
       <w:r>
         <w:rPr>
           <w:rFonts w:asciiTheme="minorHAnsi" w:hAnsiTheme="minorHAnsi" w:cstheme="minorHAnsi" w:hint="cs"/>
           <w:rtl/>
         </w:rPr>
-        <w:t xml:space="preserve"> </w:t>
+        <w:t>פיתוח חיפוש</w:t>
+      </w:r>
+      <w:r>
+        <w:rPr>
+          <w:rFonts w:asciiTheme="minorHAnsi" w:hAnsiTheme="minorHAnsi" w:cstheme="minorHAnsi" w:hint="cs"/>
+          <w:rtl/>
+        </w:rPr>
+        <w:t xml:space="preserve">      </w:t>
+      </w:r>
+      <w:r>
+        <w:rPr>
+          <w:rFonts w:asciiTheme="minorHAnsi" w:hAnsiTheme="minorHAnsi" w:cstheme="minorHAnsi"/>
+          <w:rtl/>
+        </w:rPr>
+        <w:t>ושמירת מתכונים באזור האישי</w:t>
+      </w:r>
+      <w:r>
+        <w:rPr>
+          <w:rFonts w:asciiTheme="minorHAnsi" w:hAnsiTheme="minorHAnsi" w:cstheme="minorHAnsi" w:hint="cs"/>
+          <w:rtl/>
+        </w:rPr>
+        <w:t xml:space="preserve"> ו</w:t>
       </w:r>
       <w:r>
         <w:rPr>
@@ -1051,7 +1124,7 @@
           <w:bCs/>
           <w:rtl/>
         </w:rPr>
-        <w:t>ספרינט 4:</w:t>
+        <w:t>ספרינט 3:</w:t>
       </w:r>
       <w:r>
         <w:rPr>
@@ -1066,6 +1139,13 @@
           <w:rtl/>
         </w:rPr>
         <w:t>שילוב חיפוש לפי מצרכים ושיתוף מתכונים לקהילה</w:t>
+      </w:r>
+      <w:r>
+        <w:rPr>
+          <w:rFonts w:asciiTheme="minorHAnsi" w:hAnsiTheme="minorHAnsi" w:cstheme="minorHAnsi" w:hint="cs"/>
+          <w:rtl/>
+        </w:rPr>
+        <w:t xml:space="preserve"> ואנגולר</w:t>
       </w:r>
     </w:p>
     <w:p>
@@ -1083,7 +1163,7 @@
           <w:bCs/>
           <w:rtl/>
         </w:rPr>
-        <w:t>ספרינט 5:</w:t>
+        <w:t>ספרינט 4:</w:t>
       </w:r>
       <w:r>
         <w:rPr>
@@ -1091,6 +1171,13 @@
           <w:rtl/>
         </w:rPr>
         <w:t xml:space="preserve"> </w:t>
+      </w:r>
+      <w:r>
+        <w:rPr>
+          <w:rFonts w:asciiTheme="minorHAnsi" w:hAnsiTheme="minorHAnsi" w:cstheme="minorHAnsi" w:hint="cs"/>
+          <w:rtl/>
+        </w:rPr>
+        <w:t xml:space="preserve">ריאקט, </w:t>
       </w:r>
       <w:r>
         <w:rPr>
@@ -1415,15 +1502,109 @@
           <w:rFonts w:asciiTheme="minorHAnsi" w:hAnsiTheme="minorHAnsi" w:cstheme="minorHAnsi"/>
           <w:rtl/>
         </w:rPr>
+        <w:t>חיפוש מתכון</w:t>
+      </w:r>
+      <w:r>
+        <w:rPr>
+          <w:rStyle w:val="a3"/>
+          <w:rFonts w:asciiTheme="minorHAnsi" w:hAnsiTheme="minorHAnsi" w:cstheme="minorHAnsi"/>
+        </w:rPr>
+        <w:t xml:space="preserve"> AI</w:t>
+      </w:r>
+    </w:p>
+    <w:p>
+      <w:pPr>
+        <w:pStyle w:val="NormalWeb"/>
+        <w:jc w:val="right"/>
+        <w:rPr>
+          <w:rFonts w:asciiTheme="minorHAnsi" w:hAnsiTheme="minorHAnsi" w:cstheme="minorHAnsi"/>
+        </w:rPr>
+      </w:pPr>
+      <w:r>
+        <w:rPr>
+          <w:rFonts w:asciiTheme="minorHAnsi" w:hAnsiTheme="minorHAnsi" w:cstheme="minorHAnsi"/>
+        </w:rPr>
         <w:lastRenderedPageBreak/>
-        <w:t>חיפוש מתכון</w:t>
-      </w:r>
+        <w:t xml:space="preserve">Route: </w:t>
+      </w:r>
+      <w:r>
+        <w:rPr>
+          <w:rStyle w:val="HTMLCode"/>
+          <w:rFonts w:asciiTheme="minorHAnsi" w:hAnsiTheme="minorHAnsi" w:cstheme="minorHAnsi"/>
+        </w:rPr>
+        <w:t>POST /api/search</w:t>
+      </w:r>
+    </w:p>
+    <w:p>
+      <w:pPr>
+        <w:pStyle w:val="NormalWeb"/>
+        <w:jc w:val="right"/>
+        <w:rPr>
+          <w:rFonts w:asciiTheme="minorHAnsi" w:hAnsiTheme="minorHAnsi" w:cstheme="minorHAnsi"/>
+        </w:rPr>
+      </w:pPr>
+      <w:r>
+        <w:rPr>
+          <w:rFonts w:asciiTheme="minorHAnsi" w:hAnsiTheme="minorHAnsi" w:cstheme="minorHAnsi"/>
+        </w:rPr>
+        <w:t xml:space="preserve">Body: </w:t>
+      </w:r>
+      <w:r>
+        <w:rPr>
+          <w:rStyle w:val="HTMLCode"/>
+          <w:rFonts w:asciiTheme="minorHAnsi" w:hAnsiTheme="minorHAnsi" w:cstheme="minorHAnsi"/>
+        </w:rPr>
+        <w:t>{query: string, userId: string}</w:t>
+      </w:r>
+    </w:p>
+    <w:p>
+      <w:pPr>
+        <w:pStyle w:val="NormalWeb"/>
+        <w:jc w:val="right"/>
+        <w:rPr>
+          <w:rStyle w:val="HTMLCode"/>
+          <w:rFonts w:asciiTheme="minorHAnsi" w:hAnsiTheme="minorHAnsi" w:cstheme="minorHAnsi"/>
+          <w:rtl/>
+        </w:rPr>
+      </w:pPr>
+      <w:r>
+        <w:rPr>
+          <w:rFonts w:asciiTheme="minorHAnsi" w:hAnsiTheme="minorHAnsi" w:cstheme="minorHAnsi"/>
+        </w:rPr>
+        <w:t xml:space="preserve">Output: </w:t>
+      </w:r>
+      <w:r>
+        <w:rPr>
+          <w:rStyle w:val="HTMLCode"/>
+          <w:rFonts w:asciiTheme="minorHAnsi" w:hAnsiTheme="minorHAnsi" w:cstheme="minorHAnsi"/>
+        </w:rPr>
+        <w:t>{recipes: [ {id, name, link, ingredients} ]}</w:t>
+      </w:r>
+    </w:p>
+    <w:p>
+      <w:pPr>
+        <w:pStyle w:val="NormalWeb"/>
+        <w:jc w:val="right"/>
+        <w:rPr>
+          <w:rFonts w:asciiTheme="minorHAnsi" w:hAnsiTheme="minorHAnsi" w:cstheme="minorHAnsi"/>
+        </w:rPr>
+      </w:pPr>
+    </w:p>
+    <w:p>
+      <w:pPr>
+        <w:pStyle w:val="NormalWeb"/>
+        <w:jc w:val="right"/>
+        <w:rPr>
+          <w:rFonts w:asciiTheme="minorHAnsi" w:hAnsiTheme="minorHAnsi" w:cstheme="minorHAnsi"/>
+        </w:rPr>
+      </w:pPr>
       <w:r>
         <w:rPr>
           <w:rStyle w:val="a3"/>
           <w:rFonts w:asciiTheme="minorHAnsi" w:hAnsiTheme="minorHAnsi" w:cstheme="minorHAnsi"/>
-        </w:rPr>
-        <w:t xml:space="preserve"> AI</w:t>
+          <w:rtl/>
+        </w:rPr>
+        <w:t>שמירת מתכון לאזור אישי</w:t>
       </w:r>
     </w:p>
     <w:p>
@@ -1445,23 +1626,101 @@
           <w:rStyle w:val="HTMLCode"/>
           <w:rFonts w:asciiTheme="minorHAnsi" w:hAnsiTheme="minorHAnsi" w:cstheme="minorHAnsi"/>
         </w:rPr>
-        <w:t>POST /</w:t>
-      </w:r>
-      <w:proofErr w:type="spellStart"/>
+        <w:t>POST /api/save</w:t>
+      </w:r>
+    </w:p>
+    <w:p>
+      <w:pPr>
+        <w:pStyle w:val="NormalWeb"/>
+        <w:jc w:val="right"/>
+        <w:rPr>
+          <w:rFonts w:asciiTheme="minorHAnsi" w:hAnsiTheme="minorHAnsi" w:cstheme="minorHAnsi"/>
+        </w:rPr>
+      </w:pPr>
+      <w:r>
+        <w:rPr>
+          <w:rFonts w:asciiTheme="minorHAnsi" w:hAnsiTheme="minorHAnsi" w:cstheme="minorHAnsi"/>
+        </w:rPr>
+        <w:t xml:space="preserve">Body: </w:t>
+      </w:r>
       <w:r>
         <w:rPr>
           <w:rStyle w:val="HTMLCode"/>
           <w:rFonts w:asciiTheme="minorHAnsi" w:hAnsiTheme="minorHAnsi" w:cstheme="minorHAnsi"/>
         </w:rPr>
-        <w:t>api</w:t>
-      </w:r>
-      <w:proofErr w:type="spellEnd"/>
-      <w:r>
+        <w:t>{userId: string, recipe: {id, name, link, ingredients}}</w:t>
+      </w:r>
+    </w:p>
+    <w:p>
+      <w:pPr>
+        <w:pStyle w:val="NormalWeb"/>
+        <w:jc w:val="right"/>
         <w:rPr>
           <w:rStyle w:val="HTMLCode"/>
           <w:rFonts w:asciiTheme="minorHAnsi" w:hAnsiTheme="minorHAnsi" w:cstheme="minorHAnsi"/>
-        </w:rPr>
-        <w:t>/search</w:t>
+          <w:rtl/>
+        </w:rPr>
+      </w:pPr>
+      <w:r>
+        <w:rPr>
+          <w:rFonts w:asciiTheme="minorHAnsi" w:hAnsiTheme="minorHAnsi" w:cstheme="minorHAnsi"/>
+        </w:rPr>
+        <w:t xml:space="preserve">Output: </w:t>
+      </w:r>
+      <w:r>
+        <w:rPr>
+          <w:rStyle w:val="HTMLCode"/>
+          <w:rFonts w:asciiTheme="minorHAnsi" w:hAnsiTheme="minorHAnsi" w:cstheme="minorHAnsi"/>
+        </w:rPr>
+        <w:t>{success: true}</w:t>
+      </w:r>
+    </w:p>
+    <w:p>
+      <w:pPr>
+        <w:pStyle w:val="NormalWeb"/>
+        <w:jc w:val="right"/>
+        <w:rPr>
+          <w:rFonts w:asciiTheme="minorHAnsi" w:hAnsiTheme="minorHAnsi" w:cstheme="minorHAnsi"/>
+        </w:rPr>
+      </w:pPr>
+    </w:p>
+    <w:p>
+      <w:pPr>
+        <w:pStyle w:val="NormalWeb"/>
+        <w:jc w:val="right"/>
+        <w:rPr>
+          <w:rFonts w:asciiTheme="minorHAnsi" w:hAnsiTheme="minorHAnsi" w:cstheme="minorHAnsi"/>
+        </w:rPr>
+      </w:pPr>
+      <w:r>
+        <w:rPr>
+          <w:rStyle w:val="a3"/>
+          <w:rFonts w:asciiTheme="minorHAnsi" w:hAnsiTheme="minorHAnsi" w:cstheme="minorHAnsi"/>
+          <w:rtl/>
+        </w:rPr>
+        <w:t>חיפוש לפי מצרכים</w:t>
+      </w:r>
+    </w:p>
+    <w:p>
+      <w:pPr>
+        <w:pStyle w:val="NormalWeb"/>
+        <w:jc w:val="right"/>
+        <w:rPr>
+          <w:rFonts w:asciiTheme="minorHAnsi" w:hAnsiTheme="minorHAnsi" w:cstheme="minorHAnsi"/>
+        </w:rPr>
+      </w:pPr>
+      <w:r>
+        <w:rPr>
+          <w:rFonts w:asciiTheme="minorHAnsi" w:hAnsiTheme="minorHAnsi" w:cstheme="minorHAnsi"/>
+        </w:rPr>
+        <w:t xml:space="preserve">Route: </w:t>
+      </w:r>
+      <w:r>
+        <w:rPr>
+          <w:rStyle w:val="HTMLCode"/>
+          <w:rFonts w:asciiTheme="minorHAnsi" w:hAnsiTheme="minorHAnsi" w:cstheme="minorHAnsi"/>
+        </w:rPr>
+        <w:t>POST /api/search-by-ingredients</w:t>
       </w:r>
     </w:p>
     <w:p>
@@ -1483,465 +1742,101 @@
           <w:rStyle w:val="HTMLCode"/>
           <w:rFonts w:asciiTheme="minorHAnsi" w:hAnsiTheme="minorHAnsi" w:cstheme="minorHAnsi"/>
         </w:rPr>
-        <w:t xml:space="preserve">{query: string, </w:t>
-      </w:r>
-      <w:proofErr w:type="spellStart"/>
-      <w:r>
+        <w:t>{ingredients: string[], userId: string}</w:t>
+      </w:r>
+    </w:p>
+    <w:p>
+      <w:pPr>
+        <w:pStyle w:val="NormalWeb"/>
+        <w:jc w:val="right"/>
         <w:rPr>
           <w:rStyle w:val="HTMLCode"/>
           <w:rFonts w:asciiTheme="minorHAnsi" w:hAnsiTheme="minorHAnsi" w:cstheme="minorHAnsi"/>
-        </w:rPr>
-        <w:t>userId</w:t>
-      </w:r>
-      <w:proofErr w:type="spellEnd"/>
+          <w:rtl/>
+        </w:rPr>
+      </w:pPr>
+      <w:r>
+        <w:rPr>
+          <w:rFonts w:asciiTheme="minorHAnsi" w:hAnsiTheme="minorHAnsi" w:cstheme="minorHAnsi"/>
+        </w:rPr>
+        <w:t xml:space="preserve">Output: </w:t>
+      </w:r>
       <w:r>
         <w:rPr>
           <w:rStyle w:val="HTMLCode"/>
           <w:rFonts w:asciiTheme="minorHAnsi" w:hAnsiTheme="minorHAnsi" w:cstheme="minorHAnsi"/>
         </w:rPr>
-        <w:t>: string}</w:t>
-      </w:r>
-    </w:p>
-    <w:p>
-      <w:pPr>
-        <w:pStyle w:val="NormalWeb"/>
-        <w:jc w:val="right"/>
+        <w:t>{recipes: [ {id, name, link, ingredients} ]}</w:t>
+      </w:r>
+    </w:p>
+    <w:p>
+      <w:pPr>
+        <w:pStyle w:val="NormalWeb"/>
+        <w:jc w:val="right"/>
+        <w:rPr>
+          <w:rFonts w:asciiTheme="minorHAnsi" w:hAnsiTheme="minorHAnsi" w:cstheme="minorHAnsi"/>
+        </w:rPr>
+      </w:pPr>
+    </w:p>
+    <w:p>
+      <w:pPr>
+        <w:pStyle w:val="NormalWeb"/>
+        <w:jc w:val="right"/>
+        <w:rPr>
+          <w:rFonts w:asciiTheme="minorHAnsi" w:hAnsiTheme="minorHAnsi" w:cstheme="minorHAnsi"/>
+        </w:rPr>
+      </w:pPr>
+      <w:r>
+        <w:rPr>
+          <w:rStyle w:val="a3"/>
+          <w:rFonts w:asciiTheme="minorHAnsi" w:hAnsiTheme="minorHAnsi" w:cstheme="minorHAnsi"/>
+          <w:rtl/>
+        </w:rPr>
+        <w:t>שיתוף מתכון לקהילה</w:t>
+      </w:r>
+    </w:p>
+    <w:p>
+      <w:pPr>
+        <w:pStyle w:val="NormalWeb"/>
+        <w:jc w:val="right"/>
+        <w:rPr>
+          <w:rFonts w:asciiTheme="minorHAnsi" w:hAnsiTheme="minorHAnsi" w:cstheme="minorHAnsi"/>
+        </w:rPr>
+      </w:pPr>
+      <w:r>
+        <w:rPr>
+          <w:rFonts w:asciiTheme="minorHAnsi" w:hAnsiTheme="minorHAnsi" w:cstheme="minorHAnsi"/>
+        </w:rPr>
+        <w:t xml:space="preserve">Route: </w:t>
+      </w:r>
+      <w:r>
         <w:rPr>
           <w:rStyle w:val="HTMLCode"/>
           <w:rFonts w:asciiTheme="minorHAnsi" w:hAnsiTheme="minorHAnsi" w:cstheme="minorHAnsi"/>
-          <w:rtl/>
-        </w:rPr>
-      </w:pPr>
-      <w:r>
-        <w:rPr>
-          <w:rFonts w:asciiTheme="minorHAnsi" w:hAnsiTheme="minorHAnsi" w:cstheme="minorHAnsi"/>
-        </w:rPr>
-        <w:t xml:space="preserve">Output: </w:t>
+        </w:rPr>
+        <w:t>POST /api/share</w:t>
+      </w:r>
+    </w:p>
+    <w:p>
+      <w:pPr>
+        <w:pStyle w:val="NormalWeb"/>
+        <w:jc w:val="right"/>
+        <w:rPr>
+          <w:rFonts w:asciiTheme="minorHAnsi" w:hAnsiTheme="minorHAnsi" w:cstheme="minorHAnsi"/>
+        </w:rPr>
+      </w:pPr>
+      <w:r>
+        <w:rPr>
+          <w:rFonts w:asciiTheme="minorHAnsi" w:hAnsiTheme="minorHAnsi" w:cstheme="minorHAnsi"/>
+        </w:rPr>
+        <w:t xml:space="preserve">Body: </w:t>
       </w:r>
       <w:r>
         <w:rPr>
           <w:rStyle w:val="HTMLCode"/>
           <w:rFonts w:asciiTheme="minorHAnsi" w:hAnsiTheme="minorHAnsi" w:cstheme="minorHAnsi"/>
         </w:rPr>
-        <w:t>{recipes: [ {id, name, link, ingredients</w:t>
-      </w:r>
-      <w:proofErr w:type="gramStart"/>
-      <w:r>
-        <w:rPr>
-          <w:rStyle w:val="HTMLCode"/>
-          <w:rFonts w:asciiTheme="minorHAnsi" w:hAnsiTheme="minorHAnsi" w:cstheme="minorHAnsi"/>
-        </w:rPr>
-        <w:t>} ]</w:t>
-      </w:r>
-      <w:proofErr w:type="gramEnd"/>
-      <w:r>
-        <w:rPr>
-          <w:rStyle w:val="HTMLCode"/>
-          <w:rFonts w:asciiTheme="minorHAnsi" w:hAnsiTheme="minorHAnsi" w:cstheme="minorHAnsi"/>
-        </w:rPr>
-        <w:t>}</w:t>
-      </w:r>
-    </w:p>
-    <w:p>
-      <w:pPr>
-        <w:pStyle w:val="NormalWeb"/>
-        <w:jc w:val="right"/>
-        <w:rPr>
-          <w:rFonts w:asciiTheme="minorHAnsi" w:hAnsiTheme="minorHAnsi" w:cstheme="minorHAnsi"/>
-        </w:rPr>
-      </w:pPr>
-    </w:p>
-    <w:p>
-      <w:pPr>
-        <w:pStyle w:val="NormalWeb"/>
-        <w:jc w:val="right"/>
-        <w:rPr>
-          <w:rFonts w:asciiTheme="minorHAnsi" w:hAnsiTheme="minorHAnsi" w:cstheme="minorHAnsi"/>
-        </w:rPr>
-      </w:pPr>
-      <w:r>
-        <w:rPr>
-          <w:rStyle w:val="a3"/>
-          <w:rFonts w:asciiTheme="minorHAnsi" w:hAnsiTheme="minorHAnsi" w:cstheme="minorHAnsi"/>
-          <w:rtl/>
-        </w:rPr>
-        <w:t>שמירת מתכון לאזור אישי</w:t>
-      </w:r>
-    </w:p>
-    <w:p>
-      <w:pPr>
-        <w:pStyle w:val="NormalWeb"/>
-        <w:jc w:val="right"/>
-        <w:rPr>
-          <w:rFonts w:asciiTheme="minorHAnsi" w:hAnsiTheme="minorHAnsi" w:cstheme="minorHAnsi"/>
-        </w:rPr>
-      </w:pPr>
-      <w:r>
-        <w:rPr>
-          <w:rFonts w:asciiTheme="minorHAnsi" w:hAnsiTheme="minorHAnsi" w:cstheme="minorHAnsi"/>
-        </w:rPr>
-        <w:t xml:space="preserve">Route: </w:t>
-      </w:r>
-      <w:r>
-        <w:rPr>
-          <w:rStyle w:val="HTMLCode"/>
-          <w:rFonts w:asciiTheme="minorHAnsi" w:hAnsiTheme="minorHAnsi" w:cstheme="minorHAnsi"/>
-        </w:rPr>
-        <w:t>POST /</w:t>
-      </w:r>
-      <w:proofErr w:type="spellStart"/>
-      <w:r>
-        <w:rPr>
-          <w:rStyle w:val="HTMLCode"/>
-          <w:rFonts w:asciiTheme="minorHAnsi" w:hAnsiTheme="minorHAnsi" w:cstheme="minorHAnsi"/>
-        </w:rPr>
-        <w:t>api</w:t>
-      </w:r>
-      <w:proofErr w:type="spellEnd"/>
-      <w:r>
-        <w:rPr>
-          <w:rStyle w:val="HTMLCode"/>
-          <w:rFonts w:asciiTheme="minorHAnsi" w:hAnsiTheme="minorHAnsi" w:cstheme="minorHAnsi"/>
-        </w:rPr>
-        <w:t>/save</w:t>
-      </w:r>
-    </w:p>
-    <w:p>
-      <w:pPr>
-        <w:pStyle w:val="NormalWeb"/>
-        <w:jc w:val="right"/>
-        <w:rPr>
-          <w:rFonts w:asciiTheme="minorHAnsi" w:hAnsiTheme="minorHAnsi" w:cstheme="minorHAnsi"/>
-        </w:rPr>
-      </w:pPr>
-      <w:r>
-        <w:rPr>
-          <w:rFonts w:asciiTheme="minorHAnsi" w:hAnsiTheme="minorHAnsi" w:cstheme="minorHAnsi"/>
-        </w:rPr>
-        <w:t xml:space="preserve">Body: </w:t>
-      </w:r>
-      <w:r>
-        <w:rPr>
-          <w:rStyle w:val="HTMLCode"/>
-          <w:rFonts w:asciiTheme="minorHAnsi" w:hAnsiTheme="minorHAnsi" w:cstheme="minorHAnsi"/>
-        </w:rPr>
-        <w:t>{</w:t>
-      </w:r>
-      <w:proofErr w:type="spellStart"/>
-      <w:r>
-        <w:rPr>
-          <w:rStyle w:val="HTMLCode"/>
-          <w:rFonts w:asciiTheme="minorHAnsi" w:hAnsiTheme="minorHAnsi" w:cstheme="minorHAnsi"/>
-        </w:rPr>
-        <w:t>userId</w:t>
-      </w:r>
-      <w:proofErr w:type="spellEnd"/>
-      <w:r>
-        <w:rPr>
-          <w:rStyle w:val="HTMLCode"/>
-          <w:rFonts w:asciiTheme="minorHAnsi" w:hAnsiTheme="minorHAnsi" w:cstheme="minorHAnsi"/>
-        </w:rPr>
-        <w:t>: string, recipe: {id, name, link, ingredients}}</w:t>
-      </w:r>
-    </w:p>
-    <w:p>
-      <w:pPr>
-        <w:pStyle w:val="NormalWeb"/>
-        <w:jc w:val="right"/>
-        <w:rPr>
-          <w:rStyle w:val="HTMLCode"/>
-          <w:rFonts w:asciiTheme="minorHAnsi" w:hAnsiTheme="minorHAnsi" w:cstheme="minorHAnsi"/>
-          <w:rtl/>
-        </w:rPr>
-      </w:pPr>
-      <w:r>
-        <w:rPr>
-          <w:rFonts w:asciiTheme="minorHAnsi" w:hAnsiTheme="minorHAnsi" w:cstheme="minorHAnsi"/>
-        </w:rPr>
-        <w:t xml:space="preserve">Output: </w:t>
-      </w:r>
-      <w:r>
-        <w:rPr>
-          <w:rStyle w:val="HTMLCode"/>
-          <w:rFonts w:asciiTheme="minorHAnsi" w:hAnsiTheme="minorHAnsi" w:cstheme="minorHAnsi"/>
-        </w:rPr>
-        <w:t>{success: true}</w:t>
-      </w:r>
-    </w:p>
-    <w:p>
-      <w:pPr>
-        <w:pStyle w:val="NormalWeb"/>
-        <w:jc w:val="right"/>
-        <w:rPr>
-          <w:rFonts w:asciiTheme="minorHAnsi" w:hAnsiTheme="minorHAnsi" w:cstheme="minorHAnsi"/>
-        </w:rPr>
-      </w:pPr>
-    </w:p>
-    <w:p>
-      <w:pPr>
-        <w:pStyle w:val="NormalWeb"/>
-        <w:jc w:val="right"/>
-        <w:rPr>
-          <w:rFonts w:asciiTheme="minorHAnsi" w:hAnsiTheme="minorHAnsi" w:cstheme="minorHAnsi"/>
-        </w:rPr>
-      </w:pPr>
-      <w:r>
-        <w:rPr>
-          <w:rStyle w:val="a3"/>
-          <w:rFonts w:asciiTheme="minorHAnsi" w:hAnsiTheme="minorHAnsi" w:cstheme="minorHAnsi"/>
-          <w:rtl/>
-        </w:rPr>
-        <w:t>חיפוש לפי מצרכים</w:t>
-      </w:r>
-    </w:p>
-    <w:p>
-      <w:pPr>
-        <w:pStyle w:val="NormalWeb"/>
-        <w:jc w:val="right"/>
-        <w:rPr>
-          <w:rFonts w:asciiTheme="minorHAnsi" w:hAnsiTheme="minorHAnsi" w:cstheme="minorHAnsi"/>
-        </w:rPr>
-      </w:pPr>
-      <w:r>
-        <w:rPr>
-          <w:rFonts w:asciiTheme="minorHAnsi" w:hAnsiTheme="minorHAnsi" w:cstheme="minorHAnsi"/>
-        </w:rPr>
-        <w:t xml:space="preserve">Route: </w:t>
-      </w:r>
-      <w:r>
-        <w:rPr>
-          <w:rStyle w:val="HTMLCode"/>
-          <w:rFonts w:asciiTheme="minorHAnsi" w:hAnsiTheme="minorHAnsi" w:cstheme="minorHAnsi"/>
-        </w:rPr>
-        <w:t>POST /</w:t>
-      </w:r>
-      <w:proofErr w:type="spellStart"/>
-      <w:r>
-        <w:rPr>
-          <w:rStyle w:val="HTMLCode"/>
-          <w:rFonts w:asciiTheme="minorHAnsi" w:hAnsiTheme="minorHAnsi" w:cstheme="minorHAnsi"/>
-        </w:rPr>
-        <w:t>api</w:t>
-      </w:r>
-      <w:proofErr w:type="spellEnd"/>
-      <w:r>
-        <w:rPr>
-          <w:rStyle w:val="HTMLCode"/>
-          <w:rFonts w:asciiTheme="minorHAnsi" w:hAnsiTheme="minorHAnsi" w:cstheme="minorHAnsi"/>
-        </w:rPr>
-        <w:t>/search-by-ingredients</w:t>
-      </w:r>
-    </w:p>
-    <w:p>
-      <w:pPr>
-        <w:pStyle w:val="NormalWeb"/>
-        <w:jc w:val="right"/>
-        <w:rPr>
-          <w:rFonts w:asciiTheme="minorHAnsi" w:hAnsiTheme="minorHAnsi" w:cstheme="minorHAnsi"/>
-        </w:rPr>
-      </w:pPr>
-      <w:r>
-        <w:rPr>
-          <w:rFonts w:asciiTheme="minorHAnsi" w:hAnsiTheme="minorHAnsi" w:cstheme="minorHAnsi"/>
-        </w:rPr>
-        <w:t xml:space="preserve">Body: </w:t>
-      </w:r>
-      <w:r>
-        <w:rPr>
-          <w:rStyle w:val="HTMLCode"/>
-          <w:rFonts w:asciiTheme="minorHAnsi" w:hAnsiTheme="minorHAnsi" w:cstheme="minorHAnsi"/>
-        </w:rPr>
-        <w:t xml:space="preserve">{ingredients: </w:t>
-      </w:r>
-      <w:proofErr w:type="gramStart"/>
-      <w:r>
-        <w:rPr>
-          <w:rStyle w:val="HTMLCode"/>
-          <w:rFonts w:asciiTheme="minorHAnsi" w:hAnsiTheme="minorHAnsi" w:cstheme="minorHAnsi"/>
-        </w:rPr>
-        <w:t>string[</w:t>
-      </w:r>
-      <w:proofErr w:type="gramEnd"/>
-      <w:r>
-        <w:rPr>
-          <w:rStyle w:val="HTMLCode"/>
-          <w:rFonts w:asciiTheme="minorHAnsi" w:hAnsiTheme="minorHAnsi" w:cstheme="minorHAnsi"/>
-        </w:rPr>
-        <w:t xml:space="preserve">], </w:t>
-      </w:r>
-      <w:proofErr w:type="spellStart"/>
-      <w:r>
-        <w:rPr>
-          <w:rStyle w:val="HTMLCode"/>
-          <w:rFonts w:asciiTheme="minorHAnsi" w:hAnsiTheme="minorHAnsi" w:cstheme="minorHAnsi"/>
-        </w:rPr>
-        <w:t>userId</w:t>
-      </w:r>
-      <w:proofErr w:type="spellEnd"/>
-      <w:r>
-        <w:rPr>
-          <w:rStyle w:val="HTMLCode"/>
-          <w:rFonts w:asciiTheme="minorHAnsi" w:hAnsiTheme="minorHAnsi" w:cstheme="minorHAnsi"/>
-        </w:rPr>
-        <w:t>: string}</w:t>
-      </w:r>
-    </w:p>
-    <w:p>
-      <w:pPr>
-        <w:pStyle w:val="NormalWeb"/>
-        <w:jc w:val="right"/>
-        <w:rPr>
-          <w:rStyle w:val="HTMLCode"/>
-          <w:rFonts w:asciiTheme="minorHAnsi" w:hAnsiTheme="minorHAnsi" w:cstheme="minorHAnsi"/>
-          <w:rtl/>
-        </w:rPr>
-      </w:pPr>
-      <w:r>
-        <w:rPr>
-          <w:rFonts w:asciiTheme="minorHAnsi" w:hAnsiTheme="minorHAnsi" w:cstheme="minorHAnsi"/>
-        </w:rPr>
-        <w:t xml:space="preserve">Output: </w:t>
-      </w:r>
-      <w:r>
-        <w:rPr>
-          <w:rStyle w:val="HTMLCode"/>
-          <w:rFonts w:asciiTheme="minorHAnsi" w:hAnsiTheme="minorHAnsi" w:cstheme="minorHAnsi"/>
-        </w:rPr>
-        <w:t>{recipes: [ {id, name, link, ingredients</w:t>
-      </w:r>
-      <w:proofErr w:type="gramStart"/>
-      <w:r>
-        <w:rPr>
-          <w:rStyle w:val="HTMLCode"/>
-          <w:rFonts w:asciiTheme="minorHAnsi" w:hAnsiTheme="minorHAnsi" w:cstheme="minorHAnsi"/>
-        </w:rPr>
-        <w:t>} ]</w:t>
-      </w:r>
-      <w:proofErr w:type="gramEnd"/>
-      <w:r>
-        <w:rPr>
-          <w:rStyle w:val="HTMLCode"/>
-          <w:rFonts w:asciiTheme="minorHAnsi" w:hAnsiTheme="minorHAnsi" w:cstheme="minorHAnsi"/>
-        </w:rPr>
-        <w:t>}</w:t>
-      </w:r>
-    </w:p>
-    <w:p>
-      <w:pPr>
-        <w:pStyle w:val="NormalWeb"/>
-        <w:jc w:val="right"/>
-        <w:rPr>
-          <w:rFonts w:asciiTheme="minorHAnsi" w:hAnsiTheme="minorHAnsi" w:cstheme="minorHAnsi"/>
-        </w:rPr>
-      </w:pPr>
-    </w:p>
-    <w:p>
-      <w:pPr>
-        <w:pStyle w:val="NormalWeb"/>
-        <w:jc w:val="right"/>
-        <w:rPr>
-          <w:rFonts w:asciiTheme="minorHAnsi" w:hAnsiTheme="minorHAnsi" w:cstheme="minorHAnsi"/>
-        </w:rPr>
-      </w:pPr>
-      <w:r>
-        <w:rPr>
-          <w:rStyle w:val="a3"/>
-          <w:rFonts w:asciiTheme="minorHAnsi" w:hAnsiTheme="minorHAnsi" w:cstheme="minorHAnsi"/>
-          <w:rtl/>
-        </w:rPr>
-        <w:t>שיתוף מתכון לקהילה</w:t>
-      </w:r>
-    </w:p>
-    <w:p>
-      <w:pPr>
-        <w:pStyle w:val="NormalWeb"/>
-        <w:jc w:val="right"/>
-        <w:rPr>
-          <w:rFonts w:asciiTheme="minorHAnsi" w:hAnsiTheme="minorHAnsi" w:cstheme="minorHAnsi"/>
-        </w:rPr>
-      </w:pPr>
-      <w:r>
-        <w:rPr>
-          <w:rFonts w:asciiTheme="minorHAnsi" w:hAnsiTheme="minorHAnsi" w:cstheme="minorHAnsi"/>
-        </w:rPr>
-        <w:t xml:space="preserve">Route: </w:t>
-      </w:r>
-      <w:r>
-        <w:rPr>
-          <w:rStyle w:val="HTMLCode"/>
-          <w:rFonts w:asciiTheme="minorHAnsi" w:hAnsiTheme="minorHAnsi" w:cstheme="minorHAnsi"/>
-        </w:rPr>
-        <w:t>POST /</w:t>
-      </w:r>
-      <w:proofErr w:type="spellStart"/>
-      <w:r>
-        <w:rPr>
-          <w:rStyle w:val="HTMLCode"/>
-          <w:rFonts w:asciiTheme="minorHAnsi" w:hAnsiTheme="minorHAnsi" w:cstheme="minorHAnsi"/>
-        </w:rPr>
-        <w:t>api</w:t>
-      </w:r>
-      <w:proofErr w:type="spellEnd"/>
-      <w:r>
-        <w:rPr>
-          <w:rStyle w:val="HTMLCode"/>
-          <w:rFonts w:asciiTheme="minorHAnsi" w:hAnsiTheme="minorHAnsi" w:cstheme="minorHAnsi"/>
-        </w:rPr>
-        <w:t>/share</w:t>
-      </w:r>
-    </w:p>
-    <w:p>
-      <w:pPr>
-        <w:pStyle w:val="NormalWeb"/>
-        <w:jc w:val="right"/>
-        <w:rPr>
-          <w:rFonts w:asciiTheme="minorHAnsi" w:hAnsiTheme="minorHAnsi" w:cstheme="minorHAnsi"/>
-        </w:rPr>
-      </w:pPr>
-      <w:r>
-        <w:rPr>
-          <w:rFonts w:asciiTheme="minorHAnsi" w:hAnsiTheme="minorHAnsi" w:cstheme="minorHAnsi"/>
-        </w:rPr>
-        <w:t xml:space="preserve">Body: </w:t>
-      </w:r>
-      <w:r>
-        <w:rPr>
-          <w:rStyle w:val="HTMLCode"/>
-          <w:rFonts w:asciiTheme="minorHAnsi" w:hAnsiTheme="minorHAnsi" w:cstheme="minorHAnsi"/>
-        </w:rPr>
-        <w:t>{</w:t>
-      </w:r>
-      <w:proofErr w:type="spellStart"/>
-      <w:r>
-        <w:rPr>
-          <w:rStyle w:val="HTMLCode"/>
-          <w:rFonts w:asciiTheme="minorHAnsi" w:hAnsiTheme="minorHAnsi" w:cstheme="minorHAnsi"/>
-        </w:rPr>
-        <w:t>userId</w:t>
-      </w:r>
-      <w:proofErr w:type="spellEnd"/>
-      <w:r>
-        <w:rPr>
-          <w:rStyle w:val="HTMLCode"/>
-          <w:rFonts w:asciiTheme="minorHAnsi" w:hAnsiTheme="minorHAnsi" w:cstheme="minorHAnsi"/>
-        </w:rPr>
-        <w:t xml:space="preserve">: string, </w:t>
-      </w:r>
-      <w:proofErr w:type="spellStart"/>
-      <w:r>
-        <w:rPr>
-          <w:rStyle w:val="HTMLCode"/>
-          <w:rFonts w:asciiTheme="minorHAnsi" w:hAnsiTheme="minorHAnsi" w:cstheme="minorHAnsi"/>
-        </w:rPr>
-        <w:t>recipeId</w:t>
-      </w:r>
-      <w:proofErr w:type="spellEnd"/>
-      <w:r>
-        <w:rPr>
-          <w:rStyle w:val="HTMLCode"/>
-          <w:rFonts w:asciiTheme="minorHAnsi" w:hAnsiTheme="minorHAnsi" w:cstheme="minorHAnsi"/>
-        </w:rPr>
-        <w:t>: string, comment: string}</w:t>
+        <w:t>{userId: string, recipeId: string, comment: string}</w:t>
       </w:r>
     </w:p>
     <w:p>
@@ -2059,23 +1954,7 @@
           <w:rFonts w:asciiTheme="minorHAnsi" w:hAnsiTheme="minorHAnsi" w:cstheme="minorHAnsi"/>
           <w:rtl/>
         </w:rPr>
-        <w:t xml:space="preserve">משתמשים רגילים יכולים לשתף ולשמור מתכונים, </w:t>
-      </w:r>
-      <w:proofErr w:type="spellStart"/>
-      <w:r>
-        <w:rPr>
-          <w:rFonts w:asciiTheme="minorHAnsi" w:hAnsiTheme="minorHAnsi" w:cstheme="minorHAnsi"/>
-          <w:rtl/>
-        </w:rPr>
-        <w:t>אדמין</w:t>
-      </w:r>
-      <w:proofErr w:type="spellEnd"/>
-      <w:r>
-        <w:rPr>
-          <w:rFonts w:asciiTheme="minorHAnsi" w:hAnsiTheme="minorHAnsi" w:cstheme="minorHAnsi"/>
-          <w:rtl/>
-        </w:rPr>
-        <w:t xml:space="preserve"> יכול לנהל ולמחוק מתכונים משותפים</w:t>
+        <w:t>משתמשים רגילים יכולים לשתף ולשמור מתכונים, אדמין יכול לנהל ולמחוק מתכונים משותפים</w:t>
       </w:r>
     </w:p>
     <w:p>
@@ -2121,7 +2000,7 @@
         <w:pStyle w:val="3"/>
         <w:jc w:val="right"/>
         <w:rPr>
-          <w:rFonts w:asciiTheme="minorHAnsi" w:hAnsiTheme="minorHAnsi" w:cstheme="minorHAnsi" w:hint="cs"/>
+          <w:rFonts w:asciiTheme="minorHAnsi" w:hAnsiTheme="minorHAnsi" w:cstheme="minorHAnsi"/>
           <w:rtl/>
         </w:rPr>
       </w:pPr>
@@ -2249,7 +2128,7 @@
                     <w:bidi w:val="0"/>
                     <w:jc w:val="right"/>
                     <w:rPr>
-                      <w:rFonts w:cstheme="minorHAnsi" w:hint="cs"/>
+                      <w:rFonts w:cstheme="minorHAnsi"/>
                       <w:b/>
                       <w:bCs/>
                       <w:sz w:val="32"/>
@@ -2684,7 +2563,7 @@
               <w:bidi w:val="0"/>
               <w:jc w:val="right"/>
               <w:rPr>
-                <w:rFonts w:eastAsia="Times New Roman" w:cstheme="minorHAnsi" w:hint="cs"/>
+                <w:rFonts w:eastAsia="Times New Roman" w:cstheme="minorHAnsi"/>
                 <w:b/>
                 <w:bCs/>
                 <w:sz w:val="27"/>
@@ -2844,7 +2723,7 @@
                     <w:bidi w:val="0"/>
                     <w:jc w:val="right"/>
                     <w:rPr>
-                      <w:rFonts w:cstheme="minorHAnsi" w:hint="cs"/>
+                      <w:rFonts w:cstheme="minorHAnsi"/>
                       <w:b/>
                       <w:bCs/>
                       <w:sz w:val="32"/>
@@ -3213,7 +3092,7 @@
               <w:bidi w:val="0"/>
               <w:jc w:val="right"/>
               <w:rPr>
-                <w:rFonts w:eastAsia="Times New Roman" w:cstheme="minorHAnsi" w:hint="cs"/>
+                <w:rFonts w:eastAsia="Times New Roman" w:cstheme="minorHAnsi"/>
                 <w:b/>
                 <w:bCs/>
                 <w:sz w:val="27"/>
@@ -3221,7 +3100,6 @@
                 <w:rtl/>
               </w:rPr>
             </w:pPr>
-            <w:proofErr w:type="spellStart"/>
             <w:r>
               <w:rPr>
                 <w:rFonts w:eastAsia="Times New Roman" w:cstheme="minorHAnsi"/>
@@ -3230,18 +3108,7 @@
                 <w:sz w:val="27"/>
                 <w:szCs w:val="27"/>
               </w:rPr>
-              <w:t>SavedRecipes</w:t>
-            </w:r>
-            <w:proofErr w:type="spellEnd"/>
-            <w:r>
-              <w:rPr>
-                <w:rFonts w:eastAsia="Times New Roman" w:cstheme="minorHAnsi"/>
-                <w:b/>
-                <w:bCs/>
-                <w:sz w:val="27"/>
-                <w:szCs w:val="27"/>
-              </w:rPr>
-              <w:t>-</w:t>
+              <w:t>SavedRecipes-</w:t>
             </w:r>
             <w:r>
               <w:rPr>
@@ -3415,20 +3282,18 @@
                     <w:bidi w:val="0"/>
                     <w:jc w:val="right"/>
                     <w:rPr>
-                      <w:rFonts w:cstheme="minorHAnsi" w:hint="cs"/>
+                      <w:rFonts w:cstheme="minorHAnsi"/>
                       <w:b/>
                       <w:bCs/>
                       <w:rtl/>
                     </w:rPr>
                   </w:pPr>
-                  <w:proofErr w:type="spellStart"/>
                   <w:r>
                     <w:rPr>
                       <w:rFonts w:cstheme="minorHAnsi"/>
                     </w:rPr>
                     <w:t>userId</w:t>
                   </w:r>
-                  <w:proofErr w:type="spellEnd"/>
                 </w:p>
               </w:tc>
               <w:tc>
@@ -3516,14 +3381,12 @@
                       <w:rFonts w:cstheme="minorHAnsi"/>
                     </w:rPr>
                   </w:pPr>
-                  <w:proofErr w:type="spellStart"/>
                   <w:r>
                     <w:rPr>
                       <w:rFonts w:cstheme="minorHAnsi"/>
                     </w:rPr>
                     <w:t>recipeId</w:t>
                   </w:r>
-                  <w:proofErr w:type="spellEnd"/>
                 </w:p>
               </w:tc>
               <w:tc>
@@ -3613,14 +3476,12 @@
                       <w:bCs/>
                     </w:rPr>
                   </w:pPr>
-                  <w:proofErr w:type="spellStart"/>
                   <w:r>
                     <w:rPr>
                       <w:rFonts w:cstheme="minorHAnsi"/>
                     </w:rPr>
                     <w:t>addedAt</w:t>
                   </w:r>
-                  <w:proofErr w:type="spellEnd"/>
                 </w:p>
               </w:tc>
               <w:tc>
@@ -3737,7 +3598,7 @@
               <w:bidi w:val="0"/>
               <w:jc w:val="right"/>
               <w:rPr>
-                <w:rFonts w:cstheme="minorHAnsi" w:hint="cs"/>
+                <w:rFonts w:cstheme="minorHAnsi"/>
                 <w:rtl/>
               </w:rPr>
             </w:pPr>
